--- a/content/files/visuals-ownership.docx
+++ b/content/files/visuals-ownership.docx
@@ -129,27 +129,36 @@
       <w:r>
         <w:t>: сам ролик (аудиовизуальное произведение), сценарий, музыка, фонограмма, исполнение актёров и дикторов, изображения людей (</w:t>
       </w:r>
-      <w:r>
-        <w:rPr>
-          <w:color w:val="FF0000"/>
-        </w:rPr>
-        <w:t>ст. 1263</w:t>
-      </w:r>
-      <w:r>
-        <w:rPr>
-          <w:color w:val="FF0000"/>
-        </w:rPr>
-        <w:t xml:space="preserve"> ГК РФ</w:t>
-      </w:r>
+      <w:hyperlink r:id="rIdQ1" w:history="1">
+        <w:r>
+          <w:rPr>
+            <w:color w:val="0563C1"/>
+            <w:u w:val="single"/>
+          </w:rPr>
+          <w:t>ст. 1263</w:t>
+        </w:r>
+      </w:hyperlink>
+      <w:hyperlink r:id="rIdQ1" w:history="1">
+        <w:r>
+          <w:rPr>
+            <w:color w:val="0563C1"/>
+            <w:u w:val="single"/>
+          </w:rPr>
+          <w:t xml:space="preserve"> ГК РФ</w:t>
+        </w:r>
+      </w:hyperlink>
       <w:r>
         <w:t xml:space="preserve">, </w:t>
       </w:r>
-      <w:r>
-        <w:rPr>
-          <w:color w:val="FF0000"/>
-        </w:rPr>
-        <w:t>ст. 1304 ГК РФ</w:t>
-      </w:r>
+      <w:hyperlink r:id="rIdQ2" w:history="1">
+        <w:r>
+          <w:rPr>
+            <w:color w:val="0563C1"/>
+            <w:u w:val="single"/>
+          </w:rPr>
+          <w:t>ст. 1304 ГК РФ</w:t>
+        </w:r>
+      </w:hyperlink>
       <w:r>
         <w:t>). Права нужны на каждый элемент.</w:t>
       </w:r>
@@ -172,21 +181,27 @@
       <w:r>
         <w:t xml:space="preserve"> (</w:t>
       </w:r>
-      <w:r>
-        <w:rPr>
-          <w:color w:val="FF0000"/>
-        </w:rPr>
-        <w:t>п. 2 ст. 1270 ГК РФ</w:t>
-      </w:r>
+      <w:hyperlink r:id="rIdQ3" w:history="1">
+        <w:r>
+          <w:rPr>
+            <w:color w:val="0563C1"/>
+            <w:u w:val="single"/>
+          </w:rPr>
+          <w:t>п. 2 ст. 1270 ГК РФ</w:t>
+        </w:r>
+      </w:hyperlink>
       <w:r>
         <w:t>): размещение в интернете (доведение до всеобщего сведения), воспроизведение (копирование, печать), переработка (обрезка с изменением, коллаж, анимация, монтаж). Каждый способ должен быть разрешён: права, прямо не указанные в лицензии, считаются не предоставленными (</w:t>
       </w:r>
-      <w:r>
-        <w:rPr>
-          <w:color w:val="FF0000"/>
-        </w:rPr>
-        <w:t>п. 1 ст. 1235 ГК РФ</w:t>
-      </w:r>
+      <w:hyperlink r:id="rIdQ4" w:history="1">
+        <w:r>
+          <w:rPr>
+            <w:color w:val="0563C1"/>
+            <w:u w:val="single"/>
+          </w:rPr>
+          <w:t>п. 1 ст. 1235 ГК РФ</w:t>
+        </w:r>
+      </w:hyperlink>
       <w:r>
         <w:t>).</w:t>
       </w:r>
@@ -657,12 +672,15 @@
       <w:r>
         <w:t>. Тогда исключительное право на служебное произведение принадлежит работодателю, если договором не предусмотрено иное (</w:t>
       </w:r>
-      <w:r>
-        <w:rPr>
-          <w:color w:val="FF0000"/>
-        </w:rPr>
-        <w:t>п. 2 ст. 1295 ГК РФ</w:t>
-      </w:r>
+      <w:hyperlink r:id="rIdQ5" w:history="1">
+        <w:r>
+          <w:rPr>
+            <w:color w:val="0563C1"/>
+            <w:u w:val="single"/>
+          </w:rPr>
+          <w:t>п. 2 ст. 1295 ГК РФ</w:t>
+        </w:r>
+      </w:hyperlink>
       <w:r>
         <w:t>).</w:t>
       </w:r>
@@ -688,12 +706,15 @@
       <w:r>
         <w:t xml:space="preserve"> с момента его передачи. Иначе исключительное право вернётся к автору (</w:t>
       </w:r>
-      <w:r>
-        <w:rPr>
-          <w:color w:val="FF0000"/>
-        </w:rPr>
-        <w:t>п. 2 ст. 1295 ГК РФ</w:t>
-      </w:r>
+      <w:hyperlink r:id="rIdQ5" w:history="1">
+        <w:r>
+          <w:rPr>
+            <w:color w:val="0563C1"/>
+            <w:u w:val="single"/>
+          </w:rPr>
+          <w:t>п. 2 ст. 1295 ГК РФ</w:t>
+        </w:r>
+      </w:hyperlink>
       <w:r>
         <w:t>).</w:t>
       </w:r>
@@ -719,12 +740,15 @@
       <w:r>
         <w:t xml:space="preserve"> за служебное произведение (можно в составе зарплаты, но прямо это укажите): автор имеет на него право (</w:t>
       </w:r>
-      <w:r>
-        <w:rPr>
-          <w:color w:val="FF0000"/>
-        </w:rPr>
-        <w:t>п. 2 ст. 1295 ГК РФ</w:t>
-      </w:r>
+      <w:hyperlink r:id="rIdQ5" w:history="1">
+        <w:r>
+          <w:rPr>
+            <w:color w:val="0563C1"/>
+            <w:u w:val="single"/>
+          </w:rPr>
+          <w:t>п. 2 ст. 1295 ГК РФ</w:t>
+        </w:r>
+      </w:hyperlink>
       <w:r>
         <w:t>).</w:t>
       </w:r>
@@ -790,12 +814,15 @@
       <w:r>
         <w:t>; без письменной формы он недействителен (</w:t>
       </w:r>
-      <w:r>
-        <w:rPr>
-          <w:color w:val="FF0000"/>
-        </w:rPr>
-        <w:t>п. 2 ст. 1234 ГК РФ</w:t>
-      </w:r>
+      <w:hyperlink r:id="rIdQ6" w:history="1">
+        <w:r>
+          <w:rPr>
+            <w:color w:val="0563C1"/>
+            <w:u w:val="single"/>
+          </w:rPr>
+          <w:t>п. 2 ст. 1234 ГК РФ</w:t>
+        </w:r>
+      </w:hyperlink>
       <w:r>
         <w:t>). Оплата работы сама по себе права не передаёт: «заплатили — значит, наше» не работает.</w:t>
       </w:r>
@@ -821,45 +848,60 @@
       <w:r>
         <w:t>, укажите в ней: вид (исключительная или простая), способы использования, территорию и срок (</w:t>
       </w:r>
-      <w:r>
-        <w:rPr>
-          <w:color w:val="FF0000"/>
-        </w:rPr>
-        <w:t>ст. 1235</w:t>
-      </w:r>
-      <w:r>
-        <w:rPr>
-          <w:color w:val="FF0000"/>
-        </w:rPr>
-        <w:t xml:space="preserve"> ГК РФ</w:t>
-      </w:r>
+      <w:hyperlink r:id="rIdQ7" w:history="1">
+        <w:r>
+          <w:rPr>
+            <w:color w:val="0563C1"/>
+            <w:u w:val="single"/>
+          </w:rPr>
+          <w:t>ст. 1235</w:t>
+        </w:r>
+      </w:hyperlink>
+      <w:hyperlink r:id="rIdQ7" w:history="1">
+        <w:r>
+          <w:rPr>
+            <w:color w:val="0563C1"/>
+            <w:u w:val="single"/>
+          </w:rPr>
+          <w:t xml:space="preserve"> ГК РФ</w:t>
+        </w:r>
+      </w:hyperlink>
       <w:r>
         <w:t xml:space="preserve">, </w:t>
       </w:r>
-      <w:r>
-        <w:rPr>
-          <w:color w:val="FF0000"/>
-        </w:rPr>
-        <w:t>ст. 1236 ГК РФ</w:t>
-      </w:r>
+      <w:hyperlink r:id="rIdQ8" w:history="1">
+        <w:r>
+          <w:rPr>
+            <w:color w:val="0563C1"/>
+            <w:u w:val="single"/>
+          </w:rPr>
+          <w:t>ст. 1236 ГК РФ</w:t>
+        </w:r>
+      </w:hyperlink>
       <w:r>
         <w:t>). Если срок не указан, лицензия действует 5 лет, если территория не указана — только в России (</w:t>
       </w:r>
-      <w:r>
-        <w:rPr>
-          <w:color w:val="FF0000"/>
-        </w:rPr>
-        <w:t>п. 3</w:t>
-      </w:r>
+      <w:hyperlink r:id="rIdQ9" w:history="1">
+        <w:r>
+          <w:rPr>
+            <w:color w:val="0563C1"/>
+            <w:u w:val="single"/>
+          </w:rPr>
+          <w:t>п. 3</w:t>
+        </w:r>
+      </w:hyperlink>
       <w:r>
         <w:t xml:space="preserve">, </w:t>
       </w:r>
-      <w:r>
-        <w:rPr>
-          <w:color w:val="FF0000"/>
-        </w:rPr>
-        <w:t>п. 4 ст. 1235 ГК РФ</w:t>
-      </w:r>
+      <w:hyperlink r:id="rIdQ10" w:history="1">
+        <w:r>
+          <w:rPr>
+            <w:color w:val="0563C1"/>
+            <w:u w:val="single"/>
+          </w:rPr>
+          <w:t>п. 4 ст. 1235 ГК РФ</w:t>
+        </w:r>
+      </w:hyperlink>
       <w:r>
         <w:t>). Для IT-продукта обычно нужны весь мир и весь срок действия права.</w:t>
       </w:r>
@@ -894,21 +936,27 @@
       <w:r>
         <w:t xml:space="preserve"> автора, если не планируете его указывать (</w:t>
       </w:r>
-      <w:r>
-        <w:rPr>
-          <w:color w:val="FF0000"/>
-        </w:rPr>
-        <w:t>ст. 1265</w:t>
-      </w:r>
+      <w:hyperlink r:id="rIdQ11" w:history="1">
+        <w:r>
+          <w:rPr>
+            <w:color w:val="0563C1"/>
+            <w:u w:val="single"/>
+          </w:rPr>
+          <w:t>ст. 1265</w:t>
+        </w:r>
+      </w:hyperlink>
       <w:r>
         <w:t xml:space="preserve">, </w:t>
       </w:r>
-      <w:r>
-        <w:rPr>
-          <w:color w:val="FF0000"/>
-        </w:rPr>
-        <w:t>ст. 1266 ГК РФ</w:t>
-      </w:r>
+      <w:hyperlink r:id="rIdQ12" w:history="1">
+        <w:r>
+          <w:rPr>
+            <w:color w:val="0563C1"/>
+            <w:u w:val="single"/>
+          </w:rPr>
+          <w:t>ст. 1266 ГК РФ</w:t>
+        </w:r>
+      </w:hyperlink>
       <w:r>
         <w:t>). Без этого автор вправе возражать.</w:t>
       </w:r>
@@ -975,27 +1023,36 @@
       <w:r>
         <w:t>: студия должна получить права от всех участников (сценариста, оператора, композитора, монтажёра, актёров) и передать их вам (</w:t>
       </w:r>
-      <w:r>
-        <w:rPr>
-          <w:color w:val="FF0000"/>
-        </w:rPr>
-        <w:t>ст. 1240</w:t>
-      </w:r>
-      <w:r>
-        <w:rPr>
-          <w:color w:val="FF0000"/>
-        </w:rPr>
-        <w:t xml:space="preserve"> ГК РФ</w:t>
-      </w:r>
+      <w:hyperlink r:id="rIdQ13" w:history="1">
+        <w:r>
+          <w:rPr>
+            <w:color w:val="0563C1"/>
+            <w:u w:val="single"/>
+          </w:rPr>
+          <w:t>ст. 1240</w:t>
+        </w:r>
+      </w:hyperlink>
+      <w:hyperlink r:id="rIdQ13" w:history="1">
+        <w:r>
+          <w:rPr>
+            <w:color w:val="0563C1"/>
+            <w:u w:val="single"/>
+          </w:rPr>
+          <w:t xml:space="preserve"> ГК РФ</w:t>
+        </w:r>
+      </w:hyperlink>
       <w:r>
         <w:t xml:space="preserve">, </w:t>
       </w:r>
-      <w:r>
-        <w:rPr>
-          <w:color w:val="FF0000"/>
-        </w:rPr>
-        <w:t>ст. 1263 ГК РФ</w:t>
-      </w:r>
+      <w:hyperlink r:id="rIdQ1" w:history="1">
+        <w:r>
+          <w:rPr>
+            <w:color w:val="0563C1"/>
+            <w:u w:val="single"/>
+          </w:rPr>
+          <w:t>ст. 1263 ГК РФ</w:t>
+        </w:r>
+      </w:hyperlink>
       <w:r>
         <w:t>). Запросите копии ключевых договоров или письменные гарантии.</w:t>
       </w:r>
@@ -1021,12 +1078,15 @@
       <w:r>
         <w:t>? Тогда лицензия у него, а не у вас. Передать вам право дальше он может, только если лицензия разрешает сублицензирование (</w:t>
       </w:r>
-      <w:r>
-        <w:rPr>
-          <w:color w:val="FF0000"/>
-        </w:rPr>
-        <w:t>ст. 1238 ГК РФ</w:t>
-      </w:r>
+      <w:hyperlink r:id="rIdQ14" w:history="1">
+        <w:r>
+          <w:rPr>
+            <w:color w:val="0563C1"/>
+            <w:u w:val="single"/>
+          </w:rPr>
+          <w:t>ст. 1238 ГК РФ</w:t>
+        </w:r>
+      </w:hyperlink>
       <w:r>
         <w:t>). Надёжнее покупать лицензии на компанию.</w:t>
       </w:r>
@@ -1069,27 +1129,36 @@
       <w:r>
         <w:t>, которая будет использовать контент. Принятие условий лицензии на сайте (нажатие кнопки, оплата) — допустимая форма заключения договора (</w:t>
       </w:r>
-      <w:r>
-        <w:rPr>
-          <w:color w:val="FF0000"/>
-        </w:rPr>
-        <w:t>п. 2 ст. 434</w:t>
-      </w:r>
-      <w:r>
-        <w:rPr>
-          <w:color w:val="FF0000"/>
-        </w:rPr>
-        <w:t xml:space="preserve"> ГК РФ</w:t>
-      </w:r>
+      <w:hyperlink r:id="rIdQ15" w:history="1">
+        <w:r>
+          <w:rPr>
+            <w:color w:val="0563C1"/>
+            <w:u w:val="single"/>
+          </w:rPr>
+          <w:t>п. 2 ст. 434</w:t>
+        </w:r>
+      </w:hyperlink>
+      <w:hyperlink r:id="rIdQ15" w:history="1">
+        <w:r>
+          <w:rPr>
+            <w:color w:val="0563C1"/>
+            <w:u w:val="single"/>
+          </w:rPr>
+          <w:t xml:space="preserve"> ГК РФ</w:t>
+        </w:r>
+      </w:hyperlink>
       <w:r>
         <w:t xml:space="preserve">, </w:t>
       </w:r>
-      <w:r>
-        <w:rPr>
-          <w:color w:val="FF0000"/>
-        </w:rPr>
-        <w:t>п. 3 ст. 438 ГК РФ</w:t>
-      </w:r>
+      <w:hyperlink r:id="rIdQ16" w:history="1">
+        <w:r>
+          <w:rPr>
+            <w:color w:val="0563C1"/>
+            <w:u w:val="single"/>
+          </w:rPr>
+          <w:t>п. 3 ст. 438 ГК РФ</w:t>
+        </w:r>
+      </w:hyperlink>
       <w:r>
         <w:t>).</w:t>
       </w:r>
@@ -1227,12 +1296,15 @@
       <w:r>
         <w:t xml:space="preserve"> — это договор, условия которого опубликованы для всех: используя произведение, вы их принимаете (</w:t>
       </w:r>
-      <w:r>
-        <w:rPr>
-          <w:color w:val="FF0000"/>
-        </w:rPr>
-        <w:t>ст. 1286.1 ГК РФ</w:t>
-      </w:r>
+      <w:hyperlink r:id="rIdQ17" w:history="1">
+        <w:r>
+          <w:rPr>
+            <w:color w:val="0563C1"/>
+            <w:u w:val="single"/>
+          </w:rPr>
+          <w:t>ст. 1286.1 ГК РФ</w:t>
+        </w:r>
+      </w:hyperlink>
       <w:r>
         <w:t xml:space="preserve">). Если срок не указан, она действует </w:t>
       </w:r>
@@ -1446,51 +1518,69 @@
       <w:r>
         <w:t>, как правило, через 70 лет после смерти автора, считая с 1 января следующего года (</w:t>
       </w:r>
-      <w:r>
-        <w:rPr>
-          <w:color w:val="FF0000"/>
-        </w:rPr>
-        <w:t>ст. 1281</w:t>
-      </w:r>
-      <w:r>
-        <w:rPr>
-          <w:color w:val="FF0000"/>
-        </w:rPr>
-        <w:t xml:space="preserve"> ГК РФ</w:t>
-      </w:r>
+      <w:hyperlink r:id="rIdQ18" w:history="1">
+        <w:r>
+          <w:rPr>
+            <w:color w:val="0563C1"/>
+            <w:u w:val="single"/>
+          </w:rPr>
+          <w:t>ст. 1281</w:t>
+        </w:r>
+      </w:hyperlink>
+      <w:hyperlink r:id="rIdQ18" w:history="1">
+        <w:r>
+          <w:rPr>
+            <w:color w:val="0563C1"/>
+            <w:u w:val="single"/>
+          </w:rPr>
+          <w:t xml:space="preserve"> ГК РФ</w:t>
+        </w:r>
+      </w:hyperlink>
       <w:r>
         <w:t xml:space="preserve">, </w:t>
       </w:r>
-      <w:r>
-        <w:rPr>
-          <w:color w:val="FF0000"/>
-        </w:rPr>
-        <w:t>ст. 1282 ГК РФ</w:t>
-      </w:r>
+      <w:hyperlink r:id="rIdQ19" w:history="1">
+        <w:r>
+          <w:rPr>
+            <w:color w:val="0563C1"/>
+            <w:u w:val="single"/>
+          </w:rPr>
+          <w:t>ст. 1282 ГК РФ</w:t>
+        </w:r>
+      </w:hyperlink>
       <w:r>
         <w:t>). Тогда его можно использовать без разрешения и выплат, но с указанием имени автора, если оно известно, и без искажения (</w:t>
       </w:r>
-      <w:r>
-        <w:rPr>
-          <w:color w:val="FF0000"/>
-        </w:rPr>
-        <w:t>п. 2 ст. 1282</w:t>
-      </w:r>
-      <w:r>
-        <w:rPr>
-          <w:color w:val="FF0000"/>
-        </w:rPr>
-        <w:t xml:space="preserve"> ГК РФ</w:t>
-      </w:r>
+      <w:hyperlink r:id="rIdQ20" w:history="1">
+        <w:r>
+          <w:rPr>
+            <w:color w:val="0563C1"/>
+            <w:u w:val="single"/>
+          </w:rPr>
+          <w:t>п. 2 ст. 1282</w:t>
+        </w:r>
+      </w:hyperlink>
+      <w:hyperlink r:id="rIdQ20" w:history="1">
+        <w:r>
+          <w:rPr>
+            <w:color w:val="0563C1"/>
+            <w:u w:val="single"/>
+          </w:rPr>
+          <w:t xml:space="preserve"> ГК РФ</w:t>
+        </w:r>
+      </w:hyperlink>
       <w:r>
         <w:t xml:space="preserve">, </w:t>
       </w:r>
-      <w:r>
-        <w:rPr>
-          <w:color w:val="FF0000"/>
-        </w:rPr>
-        <w:t>ст. 1267 ГК РФ</w:t>
-      </w:r>
+      <w:hyperlink r:id="rIdQ21" w:history="1">
+        <w:r>
+          <w:rPr>
+            <w:color w:val="0563C1"/>
+            <w:u w:val="single"/>
+          </w:rPr>
+          <w:t>ст. 1267 ГК РФ</w:t>
+        </w:r>
+      </w:hyperlink>
       <w:r>
         <w:t>).</w:t>
       </w:r>
@@ -1533,12 +1623,15 @@
       <w:r>
         <w:t xml:space="preserve"> и другие случаи свободного использования (</w:t>
       </w:r>
-      <w:r>
-        <w:rPr>
-          <w:color w:val="FF0000"/>
-        </w:rPr>
-        <w:t>ст. 1274 ГК РФ</w:t>
-      </w:r>
+      <w:hyperlink r:id="rIdQ22" w:history="1">
+        <w:r>
+          <w:rPr>
+            <w:color w:val="0563C1"/>
+            <w:u w:val="single"/>
+          </w:rPr>
+          <w:t>ст. 1274 ГК РФ</w:t>
+        </w:r>
+      </w:hyperlink>
       <w:r>
         <w:t>) для оформления продукта почти не подходят: цитата допустима только в объёме, оправданном целью (анализ, критика, информирование), с указанием автора и источника. Чужая картинка «для красоты» цитатой не является.</w:t>
       </w:r>
@@ -1563,12 +1656,15 @@
       <w:r>
         <w:t xml:space="preserve"> изображения, а изображение используется в коммерческих целях (</w:t>
       </w:r>
-      <w:r>
-        <w:rPr>
-          <w:color w:val="FF0000"/>
-        </w:rPr>
-        <w:t>ст. 1276 ГК РФ</w:t>
-      </w:r>
+      <w:hyperlink r:id="rIdQ23" w:history="1">
+        <w:r>
+          <w:rPr>
+            <w:color w:val="0563C1"/>
+            <w:u w:val="single"/>
+          </w:rPr>
+          <w:t>ст. 1276 ГК РФ</w:t>
+        </w:r>
+      </w:hyperlink>
       <w:r>
         <w:t>).</w:t>
       </w:r>
@@ -1606,12 +1702,15 @@
       <w:r>
         <w:t xml:space="preserve"> (фото, видео) можно публиковать и использовать только с его согласия, кроме случаев, прямо указанных в законе (</w:t>
       </w:r>
-      <w:r>
-        <w:rPr>
-          <w:color w:val="FF0000"/>
-        </w:rPr>
-        <w:t>ст. 152.1 ГК РФ</w:t>
-      </w:r>
+      <w:hyperlink r:id="rIdQ24" w:history="1">
+        <w:r>
+          <w:rPr>
+            <w:color w:val="0563C1"/>
+            <w:u w:val="single"/>
+          </w:rPr>
+          <w:t>ст. 152.1 ГК РФ</w:t>
+        </w:r>
+      </w:hyperlink>
       <w:r>
         <w:t>). Берите у сотрудников, клиентов и актёров письменное согласие на использование в рекламе и интернете.</w:t>
       </w:r>
@@ -1633,12 +1732,15 @@
       <w:r>
         <w:t>: нужны права на произведение (композитор, автор текста) и на фонограмму (исполнитель, изготовитель) (</w:t>
       </w:r>
-      <w:r>
-        <w:rPr>
-          <w:color w:val="FF0000"/>
-        </w:rPr>
-        <w:t>ст. 1304 ГК РФ</w:t>
-      </w:r>
+      <w:hyperlink r:id="rIdQ2" w:history="1">
+        <w:r>
+          <w:rPr>
+            <w:color w:val="0563C1"/>
+            <w:u w:val="single"/>
+          </w:rPr>
+          <w:t>ст. 1304 ГК РФ</w:t>
+        </w:r>
+      </w:hyperlink>
       <w:r>
         <w:t xml:space="preserve">). Используйте музыкальные стоки с коммерческой лицензией. Библиотеки музыки соцсетей обычно разрешают использование </w:t>
       </w:r>
@@ -1673,12 +1775,15 @@
         <w:lastRenderedPageBreak/>
         <w:t>него есть. Реагируйте на жалобы правообладателей: это условие освобождения площадки от ответственности как информационного посредника (</w:t>
       </w:r>
-      <w:r>
-        <w:rPr>
-          <w:color w:val="FF0000"/>
-        </w:rPr>
-        <w:t>ст. 1253.1 ГК РФ</w:t>
-      </w:r>
+      <w:hyperlink r:id="rIdQ25" w:history="1">
+        <w:r>
+          <w:rPr>
+            <w:color w:val="0563C1"/>
+            <w:u w:val="single"/>
+          </w:rPr>
+          <w:t>ст. 1253.1 ГК РФ</w:t>
+        </w:r>
+      </w:hyperlink>
       <w:r>
         <w:t>).</w:t>
       </w:r>
@@ -2113,36 +2218,48 @@
       <w:r>
         <w:t xml:space="preserve"> либо в двукратном размере стоимости права использования (</w:t>
       </w:r>
-      <w:r>
-        <w:rPr>
-          <w:color w:val="FF0000"/>
-        </w:rPr>
-        <w:t>ст. 1301</w:t>
-      </w:r>
-      <w:r>
-        <w:rPr>
-          <w:color w:val="FF0000"/>
-        </w:rPr>
-        <w:t xml:space="preserve"> ГК РФ</w:t>
-      </w:r>
+      <w:hyperlink r:id="rIdQ26" w:history="1">
+        <w:r>
+          <w:rPr>
+            <w:color w:val="0563C1"/>
+            <w:u w:val="single"/>
+          </w:rPr>
+          <w:t>ст. 1301</w:t>
+        </w:r>
+      </w:hyperlink>
+      <w:hyperlink r:id="rIdQ26" w:history="1">
+        <w:r>
+          <w:rPr>
+            <w:color w:val="0563C1"/>
+            <w:u w:val="single"/>
+          </w:rPr>
+          <w:t xml:space="preserve"> ГК РФ</w:t>
+        </w:r>
+      </w:hyperlink>
       <w:r>
         <w:t xml:space="preserve">, </w:t>
       </w:r>
-      <w:r>
-        <w:rPr>
-          <w:color w:val="FF0000"/>
-        </w:rPr>
-        <w:t>ст. 1252.1 ГК РФ</w:t>
-      </w:r>
+      <w:hyperlink r:id="rIdQ27" w:history="1">
+        <w:r>
+          <w:rPr>
+            <w:color w:val="0563C1"/>
+            <w:u w:val="single"/>
+          </w:rPr>
+          <w:t>ст. 1252.1 ГК РФ</w:t>
+        </w:r>
+      </w:hyperlink>
       <w:r>
         <w:t>). ИП и организации отвечают независимо от вины (</w:t>
       </w:r>
-      <w:r>
-        <w:rPr>
-          <w:color w:val="FF0000"/>
-        </w:rPr>
-        <w:t>п. 3 ст. 1250 ГК РФ</w:t>
-      </w:r>
+      <w:hyperlink r:id="rIdQ28" w:history="1">
+        <w:r>
+          <w:rPr>
+            <w:color w:val="0563C1"/>
+            <w:u w:val="single"/>
+          </w:rPr>
+          <w:t>п. 3 ст. 1250 ГК РФ</w:t>
+        </w:r>
+      </w:hyperlink>
       <w:r>
         <w:t>). Если претензия всё же пришла, воспользуйтесь чек-листом о защите от претензий.</w:t>
       </w:r>
